--- a/examiner4/05_Ch4_PT_project_cost_limitation.docx
+++ b/examiner4/05_Ch4_PT_project_cost_limitation.docx
@@ -280,7 +280,47 @@
           <w:i/>
           <w:color w:val="606060"/>
         </w:rPr>
-        <w:t xml:space="preserve">Keep that paragraph and the following paragraph on project duration as they are.</w:t>
+        <w:t xml:space="preserve">(file 06 changes the last word to</w:t>
+      </w:r>
+      <w:r>
+        <w:rPr>
+          <w:iCs/>
+          <w:i/>
+          <w:color w:val="606060"/>
+        </w:rPr>
+        <w:t xml:space="preserve"> </w:t>
+      </w:r>
+      <w:r>
+        <w:rPr>
+          <w:iCs/>
+          <w:i/>
+          <w:color w:val="606060"/>
+        </w:rPr>
+        <w:t xml:space="preserve">“</w:t>
+      </w:r>
+      <w:r>
+        <w:rPr>
+          <w:iCs/>
+          <w:i/>
+          <w:color w:val="606060"/>
+        </w:rPr>
+        <w:t xml:space="preserve">conditions</w:t>
+      </w:r>
+      <w:r>
+        <w:rPr>
+          <w:iCs/>
+          <w:i/>
+          <w:color w:val="606060"/>
+        </w:rPr>
+        <w:t xml:space="preserve">”</w:t>
+      </w:r>
+      <w:r>
+        <w:rPr>
+          <w:iCs/>
+          <w:i/>
+          <w:color w:val="606060"/>
+        </w:rPr>
+        <w:t xml:space="preserve">). Keep that paragraph and the following paragraph on project duration as they are.</w:t>
       </w:r>
     </w:p>
     <w:p>
@@ -476,7 +516,7 @@
           <w:i/>
           <w:color w:val="606060"/>
         </w:rPr>
-        <w:t xml:space="preserve">When PT3 is excluded, the relationship between technology capability and participation remains positive and significant (β = [ ], p [ ]).</w:t>
+        <w:t xml:space="preserve">When PT3 is excluded, the relationship between the technology development level and participation remains positive and significant (β = [ ], p [ ]).</w:t>
       </w:r>
       <w:r>
         <w:rPr>
